--- a/Section13_ConfigurationManagement/lesson/3-Create Config Server/3-Setup with Private Github.docx
+++ b/Section13_ConfigurationManagement/lesson/3-Create Config Server/3-Setup with Private Github.docx
@@ -213,6 +213,152 @@
         </w:drawing>
       </w:r>
     </w:p>
+    <w:p/>
+    <w:p/>
+    <w:p/>
+    <w:p/>
+    <w:p/>
+    <w:p/>
+    <w:p/>
+    <w:p/>
+    <w:p/>
+    <w:p/>
+    <w:p/>
+    <w:p/>
+    <w:p/>
+    <w:p>
+      <w:r>
+        <w:lastRenderedPageBreak/>
+        <w:drawing>
+          <wp:anchor distT="0" distB="0" distL="114300" distR="114300" simplePos="0" relativeHeight="251661312" behindDoc="1" locked="0" layoutInCell="1" allowOverlap="1" wp14:anchorId="46AAAB51" wp14:editId="7C8917C1">
+            <wp:simplePos x="0" y="0"/>
+            <wp:positionH relativeFrom="column">
+              <wp:posOffset>220732</wp:posOffset>
+            </wp:positionH>
+            <wp:positionV relativeFrom="paragraph">
+              <wp:posOffset>44975</wp:posOffset>
+            </wp:positionV>
+            <wp:extent cx="6138407" cy="2944703"/>
+            <wp:effectExtent l="0" t="0" r="0" b="8255"/>
+            <wp:wrapNone/>
+            <wp:docPr id="411094219" name="Picture 1"/>
+            <wp:cNvGraphicFramePr>
+              <a:graphicFrameLocks xmlns:a="http://schemas.openxmlformats.org/drawingml/2006/main" noChangeAspect="1"/>
+            </wp:cNvGraphicFramePr>
+            <a:graphic xmlns:a="http://schemas.openxmlformats.org/drawingml/2006/main">
+              <a:graphicData uri="http://schemas.openxmlformats.org/drawingml/2006/picture">
+                <pic:pic xmlns:pic="http://schemas.openxmlformats.org/drawingml/2006/picture">
+                  <pic:nvPicPr>
+                    <pic:cNvPr id="411094219" name=""/>
+                    <pic:cNvPicPr/>
+                  </pic:nvPicPr>
+                  <pic:blipFill>
+                    <a:blip r:embed="rId7">
+                      <a:extLst>
+                        <a:ext uri="{28A0092B-C50C-407E-A947-70E740481C1C}">
+                          <a14:useLocalDpi xmlns:a14="http://schemas.microsoft.com/office/drawing/2010/main" val="0"/>
+                        </a:ext>
+                      </a:extLst>
+                    </a:blip>
+                    <a:stretch>
+                      <a:fillRect/>
+                    </a:stretch>
+                  </pic:blipFill>
+                  <pic:spPr>
+                    <a:xfrm>
+                      <a:off x="0" y="0"/>
+                      <a:ext cx="6138407" cy="2944703"/>
+                    </a:xfrm>
+                    <a:prstGeom prst="rect">
+                      <a:avLst/>
+                    </a:prstGeom>
+                  </pic:spPr>
+                </pic:pic>
+              </a:graphicData>
+            </a:graphic>
+            <wp14:sizeRelH relativeFrom="margin">
+              <wp14:pctWidth>0</wp14:pctWidth>
+            </wp14:sizeRelH>
+            <wp14:sizeRelV relativeFrom="margin">
+              <wp14:pctHeight>0</wp14:pctHeight>
+            </wp14:sizeRelV>
+          </wp:anchor>
+        </w:drawing>
+      </w:r>
+    </w:p>
+    <w:p/>
+    <w:p/>
+    <w:p/>
+    <w:p/>
+    <w:p/>
+    <w:p/>
+    <w:p/>
+    <w:p/>
+    <w:p/>
+    <w:p/>
+    <w:p>
+      <w:r>
+        <w:drawing>
+          <wp:anchor distT="0" distB="0" distL="114300" distR="114300" simplePos="0" relativeHeight="251662336" behindDoc="1" locked="0" layoutInCell="1" allowOverlap="1" wp14:anchorId="56897AA8" wp14:editId="2C2194B5">
+            <wp:simplePos x="0" y="0"/>
+            <wp:positionH relativeFrom="column">
+              <wp:posOffset>-2236</wp:posOffset>
+            </wp:positionH>
+            <wp:positionV relativeFrom="paragraph">
+              <wp:posOffset>-3009</wp:posOffset>
+            </wp:positionV>
+            <wp:extent cx="6840855" cy="6523355"/>
+            <wp:effectExtent l="0" t="0" r="0" b="0"/>
+            <wp:wrapNone/>
+            <wp:docPr id="307594583" name="Picture 1"/>
+            <wp:cNvGraphicFramePr>
+              <a:graphicFrameLocks xmlns:a="http://schemas.openxmlformats.org/drawingml/2006/main" noChangeAspect="1"/>
+            </wp:cNvGraphicFramePr>
+            <a:graphic xmlns:a="http://schemas.openxmlformats.org/drawingml/2006/main">
+              <a:graphicData uri="http://schemas.openxmlformats.org/drawingml/2006/picture">
+                <pic:pic xmlns:pic="http://schemas.openxmlformats.org/drawingml/2006/picture">
+                  <pic:nvPicPr>
+                    <pic:cNvPr id="307594583" name=""/>
+                    <pic:cNvPicPr/>
+                  </pic:nvPicPr>
+                  <pic:blipFill>
+                    <a:blip r:embed="rId8">
+                      <a:extLst>
+                        <a:ext uri="{28A0092B-C50C-407E-A947-70E740481C1C}">
+                          <a14:useLocalDpi xmlns:a14="http://schemas.microsoft.com/office/drawing/2010/main" val="0"/>
+                        </a:ext>
+                      </a:extLst>
+                    </a:blip>
+                    <a:stretch>
+                      <a:fillRect/>
+                    </a:stretch>
+                  </pic:blipFill>
+                  <pic:spPr>
+                    <a:xfrm>
+                      <a:off x="0" y="0"/>
+                      <a:ext cx="6840855" cy="6523355"/>
+                    </a:xfrm>
+                    <a:prstGeom prst="rect">
+                      <a:avLst/>
+                    </a:prstGeom>
+                  </pic:spPr>
+                </pic:pic>
+              </a:graphicData>
+            </a:graphic>
+          </wp:anchor>
+        </w:drawing>
+      </w:r>
+    </w:p>
+    <w:p/>
+    <w:p/>
+    <w:p/>
+    <w:p/>
+    <w:p/>
+    <w:p/>
+    <w:p/>
+    <w:p/>
+    <w:p/>
+    <w:p/>
     <w:p/>
     <w:p/>
     <w:p/>
